--- a/Spatial-Data-Analysis-in-R-for-Forest-Carbon/Backup of Spatial-Data-Analysis-in-R-for-Forest-Carbon.docx
+++ b/Spatial-Data-Analysis-in-R-for-Forest-Carbon/Backup of Spatial-Data-Analysis-in-R-for-Forest-Carbon.docx
@@ -38,13 +38,44 @@
         <w:pStyle w:val="Author"/>
       </w:pPr>
       <w:r>
-        <w:t>Murphy</w:t>
-      </w:r>
-      <w:r>
-        <w:t xml:space="preserve">, S  - </w:t>
-      </w:r>
-      <w:r>
-        <w:t>2026-07-17</w:t>
+        <w:t xml:space="preserve">Clone the </w:t>
+      </w:r>
+      <w:r>
+        <w:t xml:space="preserve">full </w:t>
+      </w:r>
+      <w:r>
+        <w:t xml:space="preserve">repo </w:t>
+      </w:r>
+      <w:r>
+        <w:t xml:space="preserve">and </w:t>
+      </w:r>
+      <w:proofErr w:type="spellStart"/>
+      <w:r>
+        <w:t>ebook</w:t>
+      </w:r>
+      <w:proofErr w:type="spellEnd"/>
+      <w:r>
+        <w:t xml:space="preserve"> here </w:t>
+      </w:r>
+      <w:hyperlink r:id="rId7" w:history="1">
+        <w:r>
+          <w:rPr>
+            <w:rStyle w:val="Hyperlink"/>
+          </w:rPr>
+          <w:t>https://github.com/seamusrobertmurphy/training-rspatial</w:t>
+        </w:r>
+      </w:hyperlink>
+      <w:r>
+        <w:t xml:space="preserve"> </w:t>
+      </w:r>
+      <w:hyperlink r:id="rId8" w:history="1"/>
+    </w:p>
+    <w:p>
+      <w:pPr>
+        <w:pStyle w:val="Author"/>
+      </w:pPr>
+      <w:r>
+        <w:t xml:space="preserve">Murphy, S; 2026-07-17  </w:t>
       </w:r>
     </w:p>
     <w:sdt>
@@ -5588,8 +5619,8 @@
       <w:pPr>
         <w:pStyle w:val="Heading1"/>
         <w:sectPr>
-          <w:footerReference w:type="even" r:id="rId7"/>
-          <w:footerReference w:type="default" r:id="rId8"/>
+          <w:footerReference w:type="even" r:id="rId9"/>
+          <w:footerReference w:type="default" r:id="rId10"/>
           <w:footnotePr>
             <w:numRestart w:val="eachSect"/>
           </w:footnotePr>
@@ -5833,7 +5864,7 @@
                           </pic:cNvPicPr>
                         </pic:nvPicPr>
                         <pic:blipFill>
-                          <a:blip r:embed="rId9"/>
+                          <a:blip r:embed="rId11"/>
                           <a:stretch>
                             <a:fillRect/>
                           </a:stretch>
@@ -6698,7 +6729,7 @@
                           </pic:cNvPicPr>
                         </pic:nvPicPr>
                         <pic:blipFill>
-                          <a:blip r:embed="rId9"/>
+                          <a:blip r:embed="rId11"/>
                           <a:stretch>
                             <a:fillRect/>
                           </a:stretch>
@@ -8090,7 +8121,7 @@
                     </pic:cNvPicPr>
                   </pic:nvPicPr>
                   <pic:blipFill>
-                    <a:blip r:embed="rId10"/>
+                    <a:blip r:embed="rId12"/>
                     <a:stretch>
                       <a:fillRect/>
                     </a:stretch>
@@ -10249,7 +10280,7 @@
                     </pic:cNvPicPr>
                   </pic:nvPicPr>
                   <pic:blipFill>
-                    <a:blip r:embed="rId11"/>
+                    <a:blip r:embed="rId13"/>
                     <a:stretch>
                       <a:fillRect/>
                     </a:stretch>
@@ -19503,7 +19534,7 @@
                     </pic:cNvPicPr>
                   </pic:nvPicPr>
                   <pic:blipFill>
-                    <a:blip r:embed="rId12"/>
+                    <a:blip r:embed="rId14"/>
                     <a:stretch>
                       <a:fillRect/>
                     </a:stretch>
@@ -27708,7 +27739,7 @@
                     </pic:cNvPicPr>
                   </pic:nvPicPr>
                   <pic:blipFill>
-                    <a:blip r:embed="rId13"/>
+                    <a:blip r:embed="rId15"/>
                     <a:stretch>
                       <a:fillRect/>
                     </a:stretch>
@@ -34975,7 +35006,7 @@
       <w:r>
         <w:t xml:space="preserve">. </w:t>
       </w:r>
-      <w:hyperlink r:id="rId14">
+      <w:hyperlink r:id="rId16">
         <w:r>
           <w:rPr>
             <w:rStyle w:val="Hyperlink"/>
@@ -35035,7 +35066,7 @@
       <w:r>
         <w:t xml:space="preserve">(1), 12–35. </w:t>
       </w:r>
-      <w:hyperlink r:id="rId15">
+      <w:hyperlink r:id="rId17">
         <w:r>
           <w:rPr>
             <w:rStyle w:val="Hyperlink"/>
@@ -35095,7 +35126,7 @@
       <w:r>
         <w:t xml:space="preserve">, 123985. </w:t>
       </w:r>
-      <w:hyperlink r:id="rId16">
+      <w:hyperlink r:id="rId18">
         <w:r>
           <w:rPr>
             <w:rStyle w:val="Hyperlink"/>
@@ -35134,7 +35165,7 @@
       <w:r>
         <w:t xml:space="preserve">, 42–57. </w:t>
       </w:r>
-      <w:hyperlink r:id="rId17">
+      <w:hyperlink r:id="rId19">
         <w:r>
           <w:rPr>
             <w:rStyle w:val="Hyperlink"/>
@@ -35178,7 +35209,7 @@
       <w:r>
         <w:t xml:space="preserve">(1), 439–446. </w:t>
       </w:r>
-      <w:hyperlink r:id="rId18">
+      <w:hyperlink r:id="rId20">
         <w:r>
           <w:rPr>
             <w:rStyle w:val="Hyperlink"/>
@@ -35212,7 +35243,7 @@
       <w:r>
         <w:t xml:space="preserve">. Chapman; Hall/CRC. </w:t>
       </w:r>
-      <w:hyperlink r:id="rId19">
+      <w:hyperlink r:id="rId21">
         <w:r>
           <w:rPr>
             <w:rStyle w:val="Hyperlink"/>
@@ -38734,6 +38765,18 @@
       </w:tblBorders>
     </w:tblPr>
   </w:style>
+  <w:style w:type="character" w:styleId="UnresolvedMention">
+    <w:name w:val="Unresolved Mention"/>
+    <w:basedOn w:val="DefaultParagraphFont"/>
+    <w:uiPriority w:val="99"/>
+    <w:semiHidden/>
+    <w:unhideWhenUsed/>
+    <w:rsid w:val="00424032"/>
+    <w:rPr>
+      <w:color w:val="605E5C"/>
+      <w:shd w:val="clear" w:color="auto" w:fill="E1DFDD"/>
+    </w:rPr>
+  </w:style>
 </w:styles>
 </file>
 
